--- a/DAY-8/Lab Exercise - Configure Azure Alert, Action Group, and Trigger an Azure Functions Function.docx
+++ b/DAY-8/Lab Exercise - Configure Azure Alert, Action Group, and Trigger an Azure Functions Function.docx
@@ -162,12 +162,21 @@
           <w:color w:val="000000" w:themeColor="text1"/>
         </w:rPr>
       </w:pPr>
-      <w:r>
-        <w:rPr>
-          <w:rFonts w:ascii="Georgia Pro" w:eastAsia="Georgia Pro" w:hAnsi="Georgia Pro" w:cs="Georgia Pro"/>
-          <w:color w:val="000000" w:themeColor="text1"/>
-        </w:rPr>
-        <w:t xml:space="preserve">Create an Action Group </w:t>
+      <w:proofErr w:type="gramStart"/>
+      <w:r>
+        <w:rPr>
+          <w:rFonts w:ascii="Georgia Pro" w:eastAsia="Georgia Pro" w:hAnsi="Georgia Pro" w:cs="Georgia Pro"/>
+          <w:color w:val="000000" w:themeColor="text1"/>
+        </w:rPr>
+        <w:t>Create</w:t>
+      </w:r>
+      <w:proofErr w:type="gramEnd"/>
+      <w:r>
+        <w:rPr>
+          <w:rFonts w:ascii="Georgia Pro" w:eastAsia="Georgia Pro" w:hAnsi="Georgia Pro" w:cs="Georgia Pro"/>
+          <w:color w:val="000000" w:themeColor="text1"/>
+        </w:rPr>
+        <w:t xml:space="preserve"> an Action Group </w:t>
       </w:r>
     </w:p>
     <w:p>
@@ -325,7 +334,23 @@
           <w:rFonts w:ascii="Georgia Pro" w:eastAsia="Georgia Pro" w:hAnsi="Georgia Pro" w:cs="Georgia Pro"/>
           <w:color w:val="000000" w:themeColor="text1"/>
         </w:rPr>
-        <w:t xml:space="preserve">Bash Shell enabled </w:t>
+        <w:t xml:space="preserve">Bash Shell </w:t>
+      </w:r>
+      <w:proofErr w:type="gramStart"/>
+      <w:r>
+        <w:rPr>
+          <w:rFonts w:ascii="Georgia Pro" w:eastAsia="Georgia Pro" w:hAnsi="Georgia Pro" w:cs="Georgia Pro"/>
+          <w:color w:val="000000" w:themeColor="text1"/>
+        </w:rPr>
+        <w:t>enabled</w:t>
+      </w:r>
+      <w:proofErr w:type="gramEnd"/>
+      <w:r>
+        <w:rPr>
+          <w:rFonts w:ascii="Georgia Pro" w:eastAsia="Georgia Pro" w:hAnsi="Georgia Pro" w:cs="Georgia Pro"/>
+          <w:color w:val="000000" w:themeColor="text1"/>
+        </w:rPr>
+        <w:t xml:space="preserve"> </w:t>
       </w:r>
     </w:p>
     <w:p>
@@ -945,6 +970,72 @@
           <w:color w:val="000000" w:themeColor="text1"/>
         </w:rPr>
       </w:pPr>
+      <w:r>
+        <w:rPr>
+          <w:rFonts w:ascii="Georgia Pro" w:eastAsia="Georgia Pro" w:hAnsi="Georgia Pro" w:cs="Georgia Pro"/>
+          <w:noProof/>
+          <w:color w:val="000000" w:themeColor="text1"/>
+        </w:rPr>
+        <mc:AlternateContent>
+          <mc:Choice Requires="wpi">
+            <w:drawing>
+              <wp:anchor distT="0" distB="0" distL="114300" distR="114300" simplePos="0" relativeHeight="251659264" behindDoc="0" locked="0" layoutInCell="1" allowOverlap="1" wp14:anchorId="7E6A3193" wp14:editId="16352CA5">
+                <wp:simplePos x="0" y="0"/>
+                <wp:positionH relativeFrom="column">
+                  <wp:posOffset>4123080</wp:posOffset>
+                </wp:positionH>
+                <wp:positionV relativeFrom="paragraph">
+                  <wp:posOffset>731289</wp:posOffset>
+                </wp:positionV>
+                <wp:extent cx="360" cy="360"/>
+                <wp:effectExtent l="38100" t="38100" r="38100" b="38100"/>
+                <wp:wrapNone/>
+                <wp:docPr id="360451246" name="Ink 1"/>
+                <wp:cNvGraphicFramePr/>
+                <a:graphic xmlns:a="http://schemas.openxmlformats.org/drawingml/2006/main">
+                  <a:graphicData uri="http://schemas.microsoft.com/office/word/2010/wordprocessingInk">
+                    <w14:contentPart bwMode="auto" r:id="rId6">
+                      <w14:nvContentPartPr>
+                        <w14:cNvContentPartPr/>
+                      </w14:nvContentPartPr>
+                      <w14:xfrm>
+                        <a:off x="0" y="0"/>
+                        <a:ext cx="360" cy="360"/>
+                      </w14:xfrm>
+                    </w14:contentPart>
+                  </a:graphicData>
+                </a:graphic>
+              </wp:anchor>
+            </w:drawing>
+          </mc:Choice>
+          <mc:Fallback>
+            <w:pict>
+              <v:shapetype w14:anchorId="0429D4A3" id="_x0000_t75" coordsize="21600,21600" o:spt="75" o:preferrelative="t" path="m@4@5l@4@11@9@11@9@5xe" filled="f" stroked="f">
+                <v:stroke joinstyle="miter"/>
+                <v:formulas>
+                  <v:f eqn="if lineDrawn pixelLineWidth 0"/>
+                  <v:f eqn="sum @0 1 0"/>
+                  <v:f eqn="sum 0 0 @1"/>
+                  <v:f eqn="prod @2 1 2"/>
+                  <v:f eqn="prod @3 21600 pixelWidth"/>
+                  <v:f eqn="prod @3 21600 pixelHeight"/>
+                  <v:f eqn="sum @0 0 1"/>
+                  <v:f eqn="prod @6 1 2"/>
+                  <v:f eqn="prod @7 21600 pixelWidth"/>
+                  <v:f eqn="sum @8 21600 0"/>
+                  <v:f eqn="prod @7 21600 pixelHeight"/>
+                  <v:f eqn="sum @10 21600 0"/>
+                </v:formulas>
+                <v:path o:extrusionok="f" gradientshapeok="t" o:connecttype="rect"/>
+                <o:lock v:ext="edit" aspectratio="t"/>
+              </v:shapetype>
+              <v:shape id="Ink 1" o:spid="_x0000_s1026" type="#_x0000_t75" style="position:absolute;margin-left:324.3pt;margin-top:57.25pt;width:.75pt;height:.75pt;z-index:251659264;visibility:visible;mso-wrap-style:square;mso-wrap-distance-left:9pt;mso-wrap-distance-top:0;mso-wrap-distance-right:9pt;mso-wrap-distance-bottom:0;mso-position-horizontal:absolute;mso-position-horizontal-relative:text;mso-position-vertical:absolute;mso-position-vertical-relative:text" o:gfxdata="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">
+                <v:imagedata r:id="rId7" o:title=""/>
+              </v:shape>
+            </w:pict>
+          </mc:Fallback>
+        </mc:AlternateContent>
+      </w:r>
       <w:proofErr w:type="spellStart"/>
       <w:r>
         <w:rPr>
@@ -1072,8 +1163,63 @@
           <w:color w:val="000000" w:themeColor="text1"/>
         </w:rPr>
         <w:pict w14:anchorId="6AF1B6BB">
-          <v:rect id="_x0000_i1032" style="width:0;height:1.5pt" o:hralign="center" o:hrstd="t" o:hr="t" fillcolor="#a0a0a0" stroked="f"/>
+          <v:rect id="_x0000_i1046" style="width:0;height:1.5pt" o:hralign="center" o:bullet="t" o:hrstd="t" o:hr="t" fillcolor="#a0a0a0" stroked="f"/>
         </w:pict>
+      </w:r>
+    </w:p>
+    <w:p>
+      <w:pPr>
+        <w:spacing w:after="0" w:line="480" w:lineRule="auto"/>
+        <w:rPr>
+          <w:rFonts w:ascii="Georgia Pro" w:eastAsia="Georgia Pro" w:hAnsi="Georgia Pro" w:cs="Georgia Pro"/>
+          <w:color w:val="000000" w:themeColor="text1"/>
+        </w:rPr>
+      </w:pPr>
+      <w:r>
+        <w:rPr>
+          <w:rFonts w:ascii="Georgia Pro" w:eastAsia="Georgia Pro" w:hAnsi="Georgia Pro" w:cs="Georgia Pro"/>
+          <w:color w:val="000000" w:themeColor="text1"/>
+        </w:rPr>
+        <w:drawing>
+          <wp:inline distT="0" distB="0" distL="0" distR="0" wp14:anchorId="2ECD39C0" wp14:editId="373829D5">
+            <wp:extent cx="5943600" cy="1442720"/>
+            <wp:effectExtent l="19050" t="19050" r="19050" b="24130"/>
+            <wp:docPr id="2138735007" name="Picture 1"/>
+            <wp:cNvGraphicFramePr>
+              <a:graphicFrameLocks xmlns:a="http://schemas.openxmlformats.org/drawingml/2006/main" noChangeAspect="1"/>
+            </wp:cNvGraphicFramePr>
+            <a:graphic xmlns:a="http://schemas.openxmlformats.org/drawingml/2006/main">
+              <a:graphicData uri="http://schemas.openxmlformats.org/drawingml/2006/picture">
+                <pic:pic xmlns:pic="http://schemas.openxmlformats.org/drawingml/2006/picture">
+                  <pic:nvPicPr>
+                    <pic:cNvPr id="2138735007" name=""/>
+                    <pic:cNvPicPr/>
+                  </pic:nvPicPr>
+                  <pic:blipFill>
+                    <a:blip r:embed="rId8"/>
+                    <a:stretch>
+                      <a:fillRect/>
+                    </a:stretch>
+                  </pic:blipFill>
+                  <pic:spPr>
+                    <a:xfrm>
+                      <a:off x="0" y="0"/>
+                      <a:ext cx="5943600" cy="1442720"/>
+                    </a:xfrm>
+                    <a:prstGeom prst="rect">
+                      <a:avLst/>
+                    </a:prstGeom>
+                    <a:ln>
+                      <a:solidFill>
+                        <a:schemeClr val="accent1"/>
+                      </a:solidFill>
+                    </a:ln>
+                  </pic:spPr>
+                </pic:pic>
+              </a:graphicData>
+            </a:graphic>
+          </wp:inline>
+        </w:drawing>
       </w:r>
     </w:p>
     <w:p>
@@ -1211,6 +1357,7 @@
         <w:t xml:space="preserve"> </w:t>
       </w:r>
       <w:proofErr w:type="spellStart"/>
+      <w:proofErr w:type="gramStart"/>
       <w:r>
         <w:rPr>
           <w:rFonts w:ascii="Georgia Pro" w:eastAsia="Georgia Pro" w:hAnsi="Georgia Pro" w:cs="Georgia Pro"/>
@@ -1224,7 +1371,15 @@
           <w:rFonts w:ascii="Georgia Pro" w:eastAsia="Georgia Pro" w:hAnsi="Georgia Pro" w:cs="Georgia Pro"/>
           <w:color w:val="000000" w:themeColor="text1"/>
         </w:rPr>
-        <w:t xml:space="preserve"> . </w:t>
+        <w:t xml:space="preserve"> .</w:t>
+      </w:r>
+      <w:proofErr w:type="gramEnd"/>
+      <w:r>
+        <w:rPr>
+          <w:rFonts w:ascii="Georgia Pro" w:eastAsia="Georgia Pro" w:hAnsi="Georgia Pro" w:cs="Georgia Pro"/>
+          <w:color w:val="000000" w:themeColor="text1"/>
+        </w:rPr>
+        <w:t xml:space="preserve"> </w:t>
       </w:r>
       <w:r>
         <w:rPr>
@@ -1393,6 +1548,7 @@
           <w:rFonts w:ascii="Georgia Pro" w:eastAsia="Georgia Pro" w:hAnsi="Georgia Pro" w:cs="Georgia Pro"/>
           <w:color w:val="000000" w:themeColor="text1"/>
         </w:rPr>
+        <w:lastRenderedPageBreak/>
         <w:t>--</w:t>
       </w:r>
       <w:proofErr w:type="spellStart"/>
@@ -1506,14 +1662,77 @@
           <w:color w:val="000000" w:themeColor="text1"/>
         </w:rPr>
       </w:pPr>
-      <w:r>
-        <w:rPr>
-          <w:rFonts w:ascii="Georgia Pro" w:eastAsia="Georgia Pro" w:hAnsi="Georgia Pro" w:cs="Georgia Pro"/>
-          <w:color w:val="000000" w:themeColor="text1"/>
-        </w:rPr>
-        <w:lastRenderedPageBreak/>
+    </w:p>
+    <w:p>
+      <w:pPr>
+        <w:spacing w:after="0" w:line="480" w:lineRule="auto"/>
+        <w:rPr>
+          <w:rFonts w:ascii="Georgia Pro" w:eastAsia="Georgia Pro" w:hAnsi="Georgia Pro" w:cs="Georgia Pro"/>
+          <w:color w:val="000000" w:themeColor="text1"/>
+        </w:rPr>
+      </w:pPr>
+      <w:r>
+        <w:rPr>
+          <w:rFonts w:ascii="Georgia Pro" w:eastAsia="Georgia Pro" w:hAnsi="Georgia Pro" w:cs="Georgia Pro"/>
+          <w:color w:val="000000" w:themeColor="text1"/>
+        </w:rPr>
+        <w:drawing>
+          <wp:inline distT="0" distB="0" distL="0" distR="0" wp14:anchorId="412F1538" wp14:editId="5CE9869F">
+            <wp:extent cx="5943600" cy="2748280"/>
+            <wp:effectExtent l="19050" t="19050" r="19050" b="13970"/>
+            <wp:docPr id="579159810" name="Picture 1"/>
+            <wp:cNvGraphicFramePr>
+              <a:graphicFrameLocks xmlns:a="http://schemas.openxmlformats.org/drawingml/2006/main" noChangeAspect="1"/>
+            </wp:cNvGraphicFramePr>
+            <a:graphic xmlns:a="http://schemas.openxmlformats.org/drawingml/2006/main">
+              <a:graphicData uri="http://schemas.openxmlformats.org/drawingml/2006/picture">
+                <pic:pic xmlns:pic="http://schemas.openxmlformats.org/drawingml/2006/picture">
+                  <pic:nvPicPr>
+                    <pic:cNvPr id="579159810" name=""/>
+                    <pic:cNvPicPr/>
+                  </pic:nvPicPr>
+                  <pic:blipFill>
+                    <a:blip r:embed="rId9"/>
+                    <a:stretch>
+                      <a:fillRect/>
+                    </a:stretch>
+                  </pic:blipFill>
+                  <pic:spPr>
+                    <a:xfrm>
+                      <a:off x="0" y="0"/>
+                      <a:ext cx="5943600" cy="2748280"/>
+                    </a:xfrm>
+                    <a:prstGeom prst="rect">
+                      <a:avLst/>
+                    </a:prstGeom>
+                    <a:ln>
+                      <a:solidFill>
+                        <a:schemeClr val="accent1"/>
+                      </a:solidFill>
+                    </a:ln>
+                  </pic:spPr>
+                </pic:pic>
+              </a:graphicData>
+            </a:graphic>
+          </wp:inline>
+        </w:drawing>
+      </w:r>
+    </w:p>
+    <w:p>
+      <w:pPr>
+        <w:spacing w:after="0" w:line="480" w:lineRule="auto"/>
+        <w:rPr>
+          <w:rFonts w:ascii="Georgia Pro" w:eastAsia="Georgia Pro" w:hAnsi="Georgia Pro" w:cs="Georgia Pro"/>
+          <w:color w:val="000000" w:themeColor="text1"/>
+        </w:rPr>
+      </w:pPr>
+      <w:r>
+        <w:rPr>
+          <w:rFonts w:ascii="Georgia Pro" w:eastAsia="Georgia Pro" w:hAnsi="Georgia Pro" w:cs="Georgia Pro"/>
+          <w:color w:val="000000" w:themeColor="text1"/>
+        </w:rPr>
         <w:pict w14:anchorId="113B4324">
-          <v:rect id="_x0000_i1035" style="width:0;height:1.5pt" o:hralign="center" o:hrstd="t" o:hr="t" fillcolor="#a0a0a0" stroked="f"/>
+          <v:rect id="_x0000_i1034" style="width:0;height:1.5pt" o:hralign="center" o:hrstd="t" o:hr="t" fillcolor="#a0a0a0" stroked="f"/>
         </w:pict>
       </w:r>
     </w:p>
@@ -1713,6 +1932,7 @@
           <w:rFonts w:ascii="Georgia Pro" w:eastAsia="Georgia Pro" w:hAnsi="Georgia Pro" w:cs="Georgia Pro"/>
           <w:color w:val="000000" w:themeColor="text1"/>
         </w:rPr>
+        <w:lastRenderedPageBreak/>
         <w:t>https://alertfuncapp.azurewebsites.net/api/AlertFunction</w:t>
       </w:r>
     </w:p>
@@ -1730,7 +1950,7 @@
           <w:color w:val="000000" w:themeColor="text1"/>
         </w:rPr>
         <w:pict w14:anchorId="298B6A9C">
-          <v:rect id="_x0000_i1036" style="width:0;height:1.5pt" o:hralign="center" o:hrstd="t" o:hr="t" fillcolor="#a0a0a0" stroked="f"/>
+          <v:rect id="_x0000_i1035" style="width:0;height:1.5pt" o:hralign="center" o:hrstd="t" o:hr="t" fillcolor="#a0a0a0" stroked="f"/>
         </w:pict>
       </w:r>
     </w:p>
@@ -1900,9 +2120,11 @@
           <w:right w:val="single" w:sz="4" w:space="4" w:color="auto"/>
         </w:pBdr>
         <w:shd w:val="clear" w:color="auto" w:fill="F2F2F2" w:themeFill="background1" w:themeFillShade="F2"/>
-        <w:spacing w:after="0" w:line="480" w:lineRule="auto"/>
-        <w:rPr>
-          <w:rFonts w:ascii="Georgia Pro" w:eastAsia="Georgia Pro" w:hAnsi="Georgia Pro" w:cs="Georgia Pro"/>
+        <w:spacing w:line="480" w:lineRule="auto"/>
+        <w:rPr>
+          <w:rFonts w:ascii="Georgia Pro" w:eastAsia="Georgia Pro" w:hAnsi="Georgia Pro" w:cs="Georgia Pro"/>
+          <w:b/>
+          <w:bCs/>
           <w:color w:val="000000" w:themeColor="text1"/>
           <w:sz w:val="22"/>
           <w:szCs w:val="22"/>
@@ -1986,6 +2208,14 @@
           <w:szCs w:val="22"/>
         </w:rPr>
         <w:br/>
+      </w:r>
+      <w:r>
+        <w:rPr>
+          <w:rFonts w:ascii="Georgia Pro" w:eastAsia="Georgia Pro" w:hAnsi="Georgia Pro" w:cs="Georgia Pro"/>
+          <w:color w:val="000000" w:themeColor="text1"/>
+          <w:sz w:val="20"/>
+          <w:szCs w:val="20"/>
+        </w:rPr>
         <w:t xml:space="preserve">--action webhook </w:t>
       </w:r>
       <w:proofErr w:type="spellStart"/>
@@ -1993,8 +2223,8 @@
         <w:rPr>
           <w:rFonts w:ascii="Georgia Pro" w:eastAsia="Georgia Pro" w:hAnsi="Georgia Pro" w:cs="Georgia Pro"/>
           <w:color w:val="000000" w:themeColor="text1"/>
-          <w:sz w:val="22"/>
-          <w:szCs w:val="22"/>
+          <w:sz w:val="20"/>
+          <w:szCs w:val="20"/>
         </w:rPr>
         <w:t>AlertWebhook</w:t>
       </w:r>
@@ -2003,53 +2233,49 @@
         <w:rPr>
           <w:rFonts w:ascii="Georgia Pro" w:eastAsia="Georgia Pro" w:hAnsi="Georgia Pro" w:cs="Georgia Pro"/>
           <w:color w:val="000000" w:themeColor="text1"/>
-          <w:sz w:val="22"/>
-          <w:szCs w:val="22"/>
-        </w:rPr>
-        <w:t xml:space="preserve"> https://alertfuncapp233.azurewebsites.net/api/alertfunction</w:t>
-      </w:r>
-    </w:p>
-    <w:p>
-      <w:pPr>
+          <w:sz w:val="20"/>
+          <w:szCs w:val="20"/>
+        </w:rPr>
+        <w:t xml:space="preserve"> https://</w:t>
+      </w:r>
+      <w:r>
         <w:rPr>
           <w:rFonts w:ascii="Georgia Pro" w:eastAsia="Georgia Pro" w:hAnsi="Georgia Pro" w:cs="Georgia Pro"/>
           <w:b/>
           <w:bCs/>
           <w:color w:val="000000" w:themeColor="text1"/>
-          <w:sz w:val="22"/>
-          <w:szCs w:val="22"/>
-        </w:rPr>
-      </w:pPr>
-      <w:r>
+          <w:sz w:val="20"/>
+          <w:szCs w:val="20"/>
+        </w:rPr>
+        <w:t>alertfuncapp23948</w:t>
+      </w:r>
+      <w:r>
+        <w:rPr>
+          <w:rFonts w:ascii="Georgia Pro" w:eastAsia="Georgia Pro" w:hAnsi="Georgia Pro" w:cs="Georgia Pro"/>
+          <w:color w:val="000000" w:themeColor="text1"/>
+          <w:sz w:val="20"/>
+          <w:szCs w:val="20"/>
+        </w:rPr>
+        <w:t>.azurewebsites.net/api/alertfunction</w:t>
+      </w:r>
+    </w:p>
+    <w:p>
+      <w:pPr>
+        <w:spacing w:after="0" w:line="480" w:lineRule="auto"/>
         <w:rPr>
           <w:rFonts w:ascii="Georgia Pro" w:eastAsia="Georgia Pro" w:hAnsi="Georgia Pro" w:cs="Georgia Pro"/>
           <w:b/>
           <w:bCs/>
           <w:color w:val="000000" w:themeColor="text1"/>
-          <w:sz w:val="22"/>
-          <w:szCs w:val="22"/>
-        </w:rPr>
-        <w:br w:type="page"/>
-      </w:r>
-    </w:p>
-    <w:p>
-      <w:pPr>
-        <w:spacing w:after="0" w:line="480" w:lineRule="auto"/>
+        </w:rPr>
+      </w:pPr>
+      <w:r>
         <w:rPr>
           <w:rFonts w:ascii="Georgia Pro" w:eastAsia="Georgia Pro" w:hAnsi="Georgia Pro" w:cs="Georgia Pro"/>
           <w:b/>
           <w:bCs/>
           <w:color w:val="000000" w:themeColor="text1"/>
         </w:rPr>
-      </w:pPr>
-      <w:r>
-        <w:rPr>
-          <w:rFonts w:ascii="Georgia Pro" w:eastAsia="Georgia Pro" w:hAnsi="Georgia Pro" w:cs="Georgia Pro"/>
-          <w:b/>
-          <w:bCs/>
-          <w:color w:val="000000" w:themeColor="text1"/>
-        </w:rPr>
-        <w:lastRenderedPageBreak/>
         <w:t>Step 10: Create Virtual Machine for Alert Testing</w:t>
       </w:r>
     </w:p>
@@ -2183,7 +2409,23 @@
           <w:rFonts w:ascii="Georgia Pro" w:eastAsia="Georgia Pro" w:hAnsi="Georgia Pro" w:cs="Georgia Pro"/>
           <w:color w:val="000000" w:themeColor="text1"/>
         </w:rPr>
-        <w:t xml:space="preserve">  --image Canonical:0001-com-ubuntu-server-focal:20_04-lts-gen2:latest \</w:t>
+        <w:t xml:space="preserve">  --image Canonical:0001-com-ubuntu-server-focal:20_04-lts-gen</w:t>
+      </w:r>
+      <w:proofErr w:type="gramStart"/>
+      <w:r>
+        <w:rPr>
+          <w:rFonts w:ascii="Georgia Pro" w:eastAsia="Georgia Pro" w:hAnsi="Georgia Pro" w:cs="Georgia Pro"/>
+          <w:color w:val="000000" w:themeColor="text1"/>
+        </w:rPr>
+        <w:t>2:latest</w:t>
+      </w:r>
+      <w:proofErr w:type="gramEnd"/>
+      <w:r>
+        <w:rPr>
+          <w:rFonts w:ascii="Georgia Pro" w:eastAsia="Georgia Pro" w:hAnsi="Georgia Pro" w:cs="Georgia Pro"/>
+          <w:color w:val="000000" w:themeColor="text1"/>
+        </w:rPr>
+        <w:t xml:space="preserve"> \</w:t>
       </w:r>
     </w:p>
     <w:p>
@@ -2377,6 +2619,7 @@
           <w:rFonts w:ascii="Georgia Pro" w:eastAsia="Georgia Pro" w:hAnsi="Georgia Pro" w:cs="Georgia Pro"/>
           <w:color w:val="000000" w:themeColor="text1"/>
         </w:rPr>
+        <w:lastRenderedPageBreak/>
         <w:t>VM_ID=$(</w:t>
       </w:r>
       <w:proofErr w:type="spellStart"/>
@@ -2505,7 +2748,7 @@
           <w:color w:val="000000" w:themeColor="text1"/>
         </w:rPr>
         <w:pict w14:anchorId="556AABFD">
-          <v:rect id="_x0000_i1038" style="width:0;height:1.5pt" o:hralign="center" o:hrstd="t" o:hr="t" fillcolor="#a0a0a0" stroked="f"/>
+          <v:rect id="_x0000_i1036" style="width:0;height:1.5pt" o:hralign="center" o:hrstd="t" o:hr="t" fillcolor="#a0a0a0" stroked="f"/>
         </w:pict>
       </w:r>
     </w:p>
@@ -2519,25 +2762,64 @@
           <w:color w:val="000000" w:themeColor="text1"/>
         </w:rPr>
       </w:pPr>
-    </w:p>
-    <w:p>
-      <w:pPr>
+      <w:r>
         <w:rPr>
           <w:rFonts w:ascii="Georgia Pro" w:eastAsia="Georgia Pro" w:hAnsi="Georgia Pro" w:cs="Georgia Pro"/>
           <w:b/>
           <w:bCs/>
           <w:color w:val="000000" w:themeColor="text1"/>
         </w:rPr>
-      </w:pPr>
-      <w:r>
+        <w:drawing>
+          <wp:inline distT="0" distB="0" distL="0" distR="0" wp14:anchorId="500789C6" wp14:editId="4D8EA114">
+            <wp:extent cx="5943600" cy="1877695"/>
+            <wp:effectExtent l="19050" t="19050" r="19050" b="27305"/>
+            <wp:docPr id="815303261" name="Picture 1"/>
+            <wp:cNvGraphicFramePr>
+              <a:graphicFrameLocks xmlns:a="http://schemas.openxmlformats.org/drawingml/2006/main" noChangeAspect="1"/>
+            </wp:cNvGraphicFramePr>
+            <a:graphic xmlns:a="http://schemas.openxmlformats.org/drawingml/2006/main">
+              <a:graphicData uri="http://schemas.openxmlformats.org/drawingml/2006/picture">
+                <pic:pic xmlns:pic="http://schemas.openxmlformats.org/drawingml/2006/picture">
+                  <pic:nvPicPr>
+                    <pic:cNvPr id="815303261" name=""/>
+                    <pic:cNvPicPr/>
+                  </pic:nvPicPr>
+                  <pic:blipFill>
+                    <a:blip r:embed="rId10"/>
+                    <a:stretch>
+                      <a:fillRect/>
+                    </a:stretch>
+                  </pic:blipFill>
+                  <pic:spPr>
+                    <a:xfrm>
+                      <a:off x="0" y="0"/>
+                      <a:ext cx="5943600" cy="1877695"/>
+                    </a:xfrm>
+                    <a:prstGeom prst="rect">
+                      <a:avLst/>
+                    </a:prstGeom>
+                    <a:ln>
+                      <a:solidFill>
+                        <a:schemeClr val="accent1"/>
+                      </a:solidFill>
+                    </a:ln>
+                  </pic:spPr>
+                </pic:pic>
+              </a:graphicData>
+            </a:graphic>
+          </wp:inline>
+        </w:drawing>
+      </w:r>
+    </w:p>
+    <w:p>
+      <w:pPr>
         <w:rPr>
           <w:rFonts w:ascii="Georgia Pro" w:eastAsia="Georgia Pro" w:hAnsi="Georgia Pro" w:cs="Georgia Pro"/>
           <w:b/>
           <w:bCs/>
           <w:color w:val="000000" w:themeColor="text1"/>
         </w:rPr>
-        <w:br w:type="page"/>
-      </w:r>
+      </w:pPr>
     </w:p>
     <w:p>
       <w:pPr>
@@ -2556,7 +2838,6 @@
           <w:bCs/>
           <w:color w:val="000000" w:themeColor="text1"/>
         </w:rPr>
-        <w:lastRenderedPageBreak/>
         <w:t>Step 12: Create CPU Usage Alert</w:t>
       </w:r>
     </w:p>
@@ -2568,12 +2849,21 @@
           <w:color w:val="000000" w:themeColor="text1"/>
         </w:rPr>
       </w:pPr>
-      <w:r>
-        <w:rPr>
-          <w:rFonts w:ascii="Georgia Pro" w:eastAsia="Georgia Pro" w:hAnsi="Georgia Pro" w:cs="Georgia Pro"/>
-          <w:color w:val="000000" w:themeColor="text1"/>
-        </w:rPr>
-        <w:t>This alert triggers when CPU usage exceeds 5%.</w:t>
+      <w:proofErr w:type="gramStart"/>
+      <w:r>
+        <w:rPr>
+          <w:rFonts w:ascii="Georgia Pro" w:eastAsia="Georgia Pro" w:hAnsi="Georgia Pro" w:cs="Georgia Pro"/>
+          <w:color w:val="000000" w:themeColor="text1"/>
+        </w:rPr>
+        <w:t>This alert triggers</w:t>
+      </w:r>
+      <w:proofErr w:type="gramEnd"/>
+      <w:r>
+        <w:rPr>
+          <w:rFonts w:ascii="Georgia Pro" w:eastAsia="Georgia Pro" w:hAnsi="Georgia Pro" w:cs="Georgia Pro"/>
+          <w:color w:val="000000" w:themeColor="text1"/>
+        </w:rPr>
+        <w:t xml:space="preserve"> when CPU usage exceeds 5%.</w:t>
       </w:r>
     </w:p>
     <w:p>
@@ -2759,24 +3049,73 @@
           <w:rFonts w:ascii="Georgia Pro" w:eastAsia="Georgia Pro" w:hAnsi="Georgia Pro" w:cs="Georgia Pro"/>
           <w:color w:val="000000" w:themeColor="text1"/>
         </w:rPr>
-        <w:t>--action $ACTION_GROUP</w:t>
-      </w:r>
-      <w:r>
-        <w:rPr>
-          <w:rFonts w:ascii="Georgia Pro" w:eastAsia="Georgia Pro" w:hAnsi="Georgia Pro" w:cs="Georgia Pro"/>
-          <w:color w:val="000000" w:themeColor="text1"/>
-        </w:rPr>
-        <w:t xml:space="preserve"> </w:t>
-      </w:r>
-    </w:p>
-    <w:p>
-      <w:pPr>
-        <w:spacing w:after="0" w:line="480" w:lineRule="auto"/>
-        <w:rPr>
-          <w:rFonts w:ascii="Georgia Pro" w:eastAsia="Georgia Pro" w:hAnsi="Georgia Pro" w:cs="Georgia Pro"/>
-          <w:color w:val="000000" w:themeColor="text1"/>
-        </w:rPr>
-      </w:pPr>
+        <w:t xml:space="preserve">--action $ACTION_GROUP </w:t>
+      </w:r>
+    </w:p>
+    <w:p>
+      <w:pPr>
+        <w:spacing w:after="0" w:line="480" w:lineRule="auto"/>
+        <w:rPr>
+          <w:rFonts w:ascii="Georgia Pro" w:eastAsia="Georgia Pro" w:hAnsi="Georgia Pro" w:cs="Georgia Pro"/>
+          <w:color w:val="000000" w:themeColor="text1"/>
+        </w:rPr>
+      </w:pPr>
+    </w:p>
+    <w:p>
+      <w:pPr>
+        <w:spacing w:after="0" w:line="480" w:lineRule="auto"/>
+        <w:rPr>
+          <w:rFonts w:ascii="Georgia Pro" w:eastAsia="Georgia Pro" w:hAnsi="Georgia Pro" w:cs="Georgia Pro"/>
+          <w:color w:val="000000" w:themeColor="text1"/>
+        </w:rPr>
+      </w:pPr>
+      <w:r>
+        <w:rPr>
+          <w:rFonts w:ascii="Georgia Pro" w:eastAsia="Georgia Pro" w:hAnsi="Georgia Pro" w:cs="Georgia Pro"/>
+          <w:color w:val="000000" w:themeColor="text1"/>
+        </w:rPr>
+        <w:lastRenderedPageBreak/>
+        <w:drawing>
+          <wp:inline distT="0" distB="0" distL="0" distR="0" wp14:anchorId="2F3D4A37" wp14:editId="06B22E89">
+            <wp:extent cx="5943600" cy="2099945"/>
+            <wp:effectExtent l="19050" t="19050" r="19050" b="14605"/>
+            <wp:docPr id="28766994" name="Picture 1"/>
+            <wp:cNvGraphicFramePr>
+              <a:graphicFrameLocks xmlns:a="http://schemas.openxmlformats.org/drawingml/2006/main" noChangeAspect="1"/>
+            </wp:cNvGraphicFramePr>
+            <a:graphic xmlns:a="http://schemas.openxmlformats.org/drawingml/2006/main">
+              <a:graphicData uri="http://schemas.openxmlformats.org/drawingml/2006/picture">
+                <pic:pic xmlns:pic="http://schemas.openxmlformats.org/drawingml/2006/picture">
+                  <pic:nvPicPr>
+                    <pic:cNvPr id="28766994" name=""/>
+                    <pic:cNvPicPr/>
+                  </pic:nvPicPr>
+                  <pic:blipFill>
+                    <a:blip r:embed="rId11"/>
+                    <a:stretch>
+                      <a:fillRect/>
+                    </a:stretch>
+                  </pic:blipFill>
+                  <pic:spPr>
+                    <a:xfrm>
+                      <a:off x="0" y="0"/>
+                      <a:ext cx="5943600" cy="2099945"/>
+                    </a:xfrm>
+                    <a:prstGeom prst="rect">
+                      <a:avLst/>
+                    </a:prstGeom>
+                    <a:ln>
+                      <a:solidFill>
+                        <a:schemeClr val="accent1"/>
+                      </a:solidFill>
+                    </a:ln>
+                  </pic:spPr>
+                </pic:pic>
+              </a:graphicData>
+            </a:graphic>
+          </wp:inline>
+        </w:drawing>
+      </w:r>
     </w:p>
     <w:p>
       <w:pPr>
@@ -2792,9 +3131,20 @@
           <w:color w:val="000000" w:themeColor="text1"/>
         </w:rPr>
         <w:pict w14:anchorId="7854FD6C">
-          <v:rect id="_x0000_i1039" style="width:0;height:1.5pt" o:hralign="center" o:hrstd="t" o:hr="t" fillcolor="#a0a0a0" stroked="f"/>
+          <v:rect id="_x0000_i1037" style="width:0;height:1.5pt" o:hralign="center" o:hrstd="t" o:hr="t" fillcolor="#a0a0a0" stroked="f"/>
         </w:pict>
       </w:r>
+    </w:p>
+    <w:p>
+      <w:pPr>
+        <w:spacing w:after="0" w:line="480" w:lineRule="auto"/>
+        <w:rPr>
+          <w:rFonts w:ascii="Georgia Pro" w:eastAsia="Georgia Pro" w:hAnsi="Georgia Pro" w:cs="Georgia Pro"/>
+          <w:b/>
+          <w:bCs/>
+          <w:color w:val="000000" w:themeColor="text1"/>
+        </w:rPr>
+      </w:pPr>
     </w:p>
     <w:p>
       <w:pPr>
@@ -2967,7 +3317,7 @@
           <w:color w:val="000000" w:themeColor="text1"/>
         </w:rPr>
         <w:pict w14:anchorId="6F8B0361">
-          <v:rect id="_x0000_i1040" style="width:0;height:1.5pt" o:hralign="center" o:hrstd="t" o:hr="t" fillcolor="#a0a0a0" stroked="f"/>
+          <v:rect id="_x0000_i1038" style="width:0;height:1.5pt" o:hralign="center" o:hrstd="t" o:hr="t" fillcolor="#a0a0a0" stroked="f"/>
         </w:pict>
       </w:r>
     </w:p>
@@ -3057,7 +3407,7 @@
           <w:color w:val="000000" w:themeColor="text1"/>
         </w:rPr>
         <w:pict w14:anchorId="430D96DA">
-          <v:rect id="_x0000_i1041" style="width:0;height:1.5pt" o:hralign="center" o:hrstd="t" o:hr="t" fillcolor="#a0a0a0" stroked="f"/>
+          <v:rect id="_x0000_i1039" style="width:0;height:1.5pt" o:hralign="center" o:hrstd="t" o:hr="t" fillcolor="#a0a0a0" stroked="f"/>
         </w:pict>
       </w:r>
     </w:p>
@@ -3180,7 +3530,7 @@
           <w:color w:val="000000" w:themeColor="text1"/>
         </w:rPr>
         <w:pict w14:anchorId="7B60F159">
-          <v:rect id="_x0000_i1042" style="width:0;height:1.5pt" o:hralign="center" o:hrstd="t" o:hr="t" fillcolor="#a0a0a0" stroked="f"/>
+          <v:rect id="_x0000_i1040" style="width:0;height:1.5pt" o:hralign="center" o:hrstd="t" o:hr="t" fillcolor="#a0a0a0" stroked="f"/>
         </w:pict>
       </w:r>
     </w:p>
@@ -3261,7 +3611,7 @@
                     <pic:cNvPicPr/>
                   </pic:nvPicPr>
                   <pic:blipFill>
-                    <a:blip r:embed="rId6"/>
+                    <a:blip r:embed="rId12"/>
                     <a:stretch>
                       <a:fillRect/>
                     </a:stretch>
@@ -3289,6 +3639,66 @@
     </w:p>
     <w:p>
       <w:pPr>
+        <w:spacing w:after="0" w:line="480" w:lineRule="auto"/>
+        <w:rPr>
+          <w:rFonts w:ascii="Georgia Pro" w:eastAsia="Georgia Pro" w:hAnsi="Georgia Pro" w:cs="Georgia Pro"/>
+          <w:b/>
+          <w:bCs/>
+          <w:color w:val="000000" w:themeColor="text1"/>
+        </w:rPr>
+      </w:pPr>
+      <w:r>
+        <w:rPr>
+          <w:rFonts w:ascii="Georgia Pro" w:eastAsia="Georgia Pro" w:hAnsi="Georgia Pro" w:cs="Georgia Pro"/>
+          <w:b/>
+          <w:bCs/>
+          <w:color w:val="000000" w:themeColor="text1"/>
+        </w:rPr>
+        <w:lastRenderedPageBreak/>
+        <w:drawing>
+          <wp:inline distT="0" distB="0" distL="0" distR="0" wp14:anchorId="1B637A58" wp14:editId="44ABECBC">
+            <wp:extent cx="5943600" cy="2560955"/>
+            <wp:effectExtent l="19050" t="19050" r="19050" b="10795"/>
+            <wp:docPr id="1436075712" name="Picture 1"/>
+            <wp:cNvGraphicFramePr>
+              <a:graphicFrameLocks xmlns:a="http://schemas.openxmlformats.org/drawingml/2006/main" noChangeAspect="1"/>
+            </wp:cNvGraphicFramePr>
+            <a:graphic xmlns:a="http://schemas.openxmlformats.org/drawingml/2006/main">
+              <a:graphicData uri="http://schemas.openxmlformats.org/drawingml/2006/picture">
+                <pic:pic xmlns:pic="http://schemas.openxmlformats.org/drawingml/2006/picture">
+                  <pic:nvPicPr>
+                    <pic:cNvPr id="1436075712" name=""/>
+                    <pic:cNvPicPr/>
+                  </pic:nvPicPr>
+                  <pic:blipFill>
+                    <a:blip r:embed="rId13"/>
+                    <a:stretch>
+                      <a:fillRect/>
+                    </a:stretch>
+                  </pic:blipFill>
+                  <pic:spPr>
+                    <a:xfrm>
+                      <a:off x="0" y="0"/>
+                      <a:ext cx="5943600" cy="2560955"/>
+                    </a:xfrm>
+                    <a:prstGeom prst="rect">
+                      <a:avLst/>
+                    </a:prstGeom>
+                    <a:ln>
+                      <a:solidFill>
+                        <a:schemeClr val="accent1"/>
+                      </a:solidFill>
+                    </a:ln>
+                  </pic:spPr>
+                </pic:pic>
+              </a:graphicData>
+            </a:graphic>
+          </wp:inline>
+        </w:drawing>
+      </w:r>
+    </w:p>
+    <w:p>
+      <w:pPr>
         <w:pBdr>
           <w:top w:val="single" w:sz="4" w:space="1" w:color="auto"/>
           <w:left w:val="single" w:sz="4" w:space="4" w:color="auto"/>
@@ -3395,7 +3805,7 @@
           <w:color w:val="000000" w:themeColor="text1"/>
         </w:rPr>
         <w:pict w14:anchorId="5117E076">
-          <v:rect id="_x0000_i1043" style="width:0;height:1.5pt" o:hralign="center" o:hrstd="t" o:hr="t" fillcolor="#a0a0a0" stroked="f"/>
+          <v:rect id="_x0000_i1041" style="width:0;height:1.5pt" o:hralign="center" o:hrstd="t" o:hr="t" fillcolor="#a0a0a0" stroked="f"/>
         </w:pict>
       </w:r>
     </w:p>
@@ -3416,7 +3826,6 @@
           <w:bCs/>
           <w:color w:val="000000" w:themeColor="text1"/>
         </w:rPr>
-        <w:lastRenderedPageBreak/>
         <w:t>Cleanup Resources</w:t>
       </w:r>
     </w:p>
@@ -3490,7 +3899,7 @@
           <w:color w:val="000000" w:themeColor="text1"/>
         </w:rPr>
         <w:pict w14:anchorId="1C0AF5E5">
-          <v:rect id="_x0000_i1044" style="width:0;height:1.5pt" o:hralign="center" o:hrstd="t" o:hr="t" fillcolor="#a0a0a0" stroked="f"/>
+          <v:rect id="_x0000_i1042" style="width:0;height:1.5pt" o:hralign="center" o:hrstd="t" o:hr="t" fillcolor="#a0a0a0" stroked="f"/>
         </w:pict>
       </w:r>
     </w:p>
@@ -3627,6 +4036,7 @@
           <w:rFonts w:ascii="Georgia Pro" w:eastAsia="Georgia Pro" w:hAnsi="Georgia Pro" w:cs="Georgia Pro"/>
           <w:color w:val="000000" w:themeColor="text1"/>
         </w:rPr>
+        <w:lastRenderedPageBreak/>
         <w:t xml:space="preserve">Build event-driven cloud operations </w:t>
       </w:r>
     </w:p>
@@ -3644,7 +4054,7 @@
           <w:color w:val="000000" w:themeColor="text1"/>
         </w:rPr>
         <w:pict w14:anchorId="6B8822A9">
-          <v:rect id="_x0000_i1045" style="width:0;height:1.5pt" o:hralign="center" o:hrstd="t" o:hr="t" fillcolor="#a0a0a0" stroked="f"/>
+          <v:rect id="_x0000_i1043" style="width:0;height:1.5pt" o:hralign="center" o:hrstd="t" o:hr="t" fillcolor="#a0a0a0" stroked="f"/>
         </w:pict>
       </w:r>
     </w:p>
@@ -4038,6 +4448,11 @@
   <w:numPicBullet w:numPicBulletId="0">
     <w:pict>
       <v:rect id="_x0000_i1025" style="width:0;height:1.5pt" o:hralign="center" o:bullet="t" o:hrstd="t" o:hr="t" fillcolor="#a0a0a0" stroked="f"/>
+    </w:pict>
+  </w:numPicBullet>
+  <w:numPicBullet w:numPicBulletId="1">
+    <w:pict>
+      <v:rect id="_x0000_i1026" style="width:0;height:1.5pt" o:hralign="center" o:bullet="t" o:hrstd="t" o:hr="t" fillcolor="#a0a0a0" stroked="f"/>
     </w:pict>
   </w:numPicBullet>
   <w:abstractNum w:abstractNumId="0" w15:restartNumberingAfterBreak="0">
@@ -8876,7 +9291,6 @@
   <w:style w:type="character" w:default="1" w:styleId="DefaultParagraphFont">
     <w:name w:val="Default Paragraph Font"/>
     <w:uiPriority w:val="1"/>
-    <w:semiHidden/>
     <w:unhideWhenUsed/>
   </w:style>
   <w:style w:type="table" w:default="1" w:styleId="TableNormal">
@@ -9237,6 +9651,33 @@
 </w:styles>
 </file>
 
+<file path=word/ink/ink1.xml><?xml version="1.0" encoding="utf-8"?>
+<inkml:ink xmlns:inkml="http://www.w3.org/2003/InkML">
+  <inkml:definitions>
+    <inkml:context xml:id="ctx0">
+      <inkml:inkSource xml:id="inkSrc0">
+        <inkml:traceFormat>
+          <inkml:channel name="X" type="integer" min="-2.14748E9" max="2.14748E9" units="cm"/>
+          <inkml:channel name="Y" type="integer" min="-2.14748E9" max="2.14748E9" units="cm"/>
+          <inkml:channel name="F" type="integer" max="32767" units="dev"/>
+        </inkml:traceFormat>
+        <inkml:channelProperties>
+          <inkml:channelProperty channel="X" name="resolution" value="1000" units="1/cm"/>
+          <inkml:channelProperty channel="Y" name="resolution" value="1000" units="1/cm"/>
+          <inkml:channelProperty channel="F" name="resolution" value="0" units="1/dev"/>
+        </inkml:channelProperties>
+      </inkml:inkSource>
+      <inkml:timestamp xml:id="ts0" timeString="2026-05-17T04:47:27.500"/>
+    </inkml:context>
+    <inkml:brush xml:id="br0">
+      <inkml:brushProperty name="width" value="0.025" units="cm"/>
+      <inkml:brushProperty name="height" value="0.025" units="cm"/>
+    </inkml:brush>
+  </inkml:definitions>
+  <inkml:trace contextRef="#ctx0" brushRef="#br0">1 0 11530,'0'0'1792</inkml:trace>
+</inkml:ink>
+</file>
+
 <file path=word/theme/theme1.xml><?xml version="1.0" encoding="utf-8"?>
 <a:theme xmlns:a="http://schemas.openxmlformats.org/drawingml/2006/main" name="Office Theme">
   <a:themeElements>
